--- a/doc/milestone3/Reflection_on_Spotify_Track_List_Dashboard_Feedback.docx
+++ b/doc/milestone3/Reflection_on_Spotify_Track_List_Dashboard_Feedback.docx
@@ -110,6 +110,38 @@
       </w:r>
     </w:p>
     <w:p>
+      <w:pPr>
+        <w:rPr>
+          <w:rFonts w:hint="eastAsia"/>
+          <w:b/>
+          <w:bCs/>
+        </w:rPr>
+      </w:pPr>
+      <w:r>
+        <w:rPr>
+          <w:rFonts w:hint="eastAsia"/>
+          <w:b/>
+          <w:bCs/>
+        </w:rPr>
+        <w:t xml:space="preserve">The question list is shown in the </w:t>
+      </w:r>
+      <w:r>
+        <w:rPr>
+          <w:b/>
+          <w:bCs/>
+        </w:rPr>
+        <w:t>Milestone3_Question_List.pdf</w:t>
+      </w:r>
+      <w:r>
+        <w:rPr>
+          <w:rFonts w:hint="eastAsia"/>
+          <w:b/>
+          <w:bCs/>
+        </w:rPr>
+        <w:t>.</w:t>
+      </w:r>
+    </w:p>
+    <w:p>
       <w:r>
         <w:pict w14:anchorId="166BFB64">
           <v:rect id="_x0000_i1025" style="width:0;height:1.5pt" o:hralign="center" o:hrstd="t" o:hr="t" fillcolor="#a0a0a0" stroked="f"/>
@@ -120,6 +152,7 @@
     <w:p>
       <w:pPr>
         <w:rPr>
+          <w:rFonts w:hint="eastAsia"/>
           <w:b/>
           <w:bCs/>
           <w:sz w:val="36"/>
@@ -128,12 +161,546 @@
       </w:pPr>
       <w:r>
         <w:rPr>
+          <w:rFonts w:hint="eastAsia"/>
           <w:b/>
           <w:bCs/>
           <w:sz w:val="36"/>
           <w:szCs w:val="36"/>
         </w:rPr>
-        <w:t>2. Key issues identified from user feedback</w:t>
+        <w:t>2</w:t>
+      </w:r>
+      <w:r>
+        <w:rPr>
+          <w:b/>
+          <w:bCs/>
+          <w:sz w:val="36"/>
+          <w:szCs w:val="36"/>
+        </w:rPr>
+        <w:t>. List of received feedback</w:t>
+      </w:r>
+    </w:p>
+    <w:p>
+      <w:pPr>
+        <w:rPr>
+          <w:rFonts w:hint="eastAsia"/>
+        </w:rPr>
+      </w:pPr>
+      <w:r>
+        <w:t xml:space="preserve">We received feedback from </w:t>
+      </w:r>
+      <w:r>
+        <w:rPr>
+          <w:rFonts w:hint="eastAsia"/>
+        </w:rPr>
+        <w:t>8</w:t>
+      </w:r>
+      <w:r>
+        <w:t xml:space="preserve"> users. Overall, the comments were mostly positive, but they also revealed several common issues. To present the feedback more clearly, we grouped it into major themes.</w:t>
+      </w:r>
+      <w:r>
+        <w:rPr>
+          <w:rFonts w:hint="eastAsia"/>
+        </w:rPr>
+        <w:t xml:space="preserve"> Please see the below link for the feedback csv file.</w:t>
+      </w:r>
+    </w:p>
+    <w:p>
+      <w:pPr>
+        <w:rPr>
+          <w:rFonts w:hint="eastAsia"/>
+        </w:rPr>
+      </w:pPr>
+      <w:hyperlink r:id="rId5" w:history="1">
+        <w:r>
+          <w:rPr>
+            <w:rStyle w:val="Hyperlink"/>
+          </w:rPr>
+          <w:t>DATA-551-Group-7/doc/milestone3/Spotify Track Insights Ex</w:t>
+        </w:r>
+        <w:r>
+          <w:rPr>
+            <w:rStyle w:val="Hyperlink"/>
+          </w:rPr>
+          <w:t>p</w:t>
+        </w:r>
+        <w:r>
+          <w:rPr>
+            <w:rStyle w:val="Hyperlink"/>
+          </w:rPr>
+          <w:t>lorer User Feedback.csv at milestone3-test · andrewyang0620/DATA-551-Group-7</w:t>
+        </w:r>
+      </w:hyperlink>
+    </w:p>
+    <w:p>
+      <w:pPr>
+        <w:pStyle w:val="ListParagraph"/>
+        <w:numPr>
+          <w:ilvl w:val="0"/>
+          <w:numId w:val="8"/>
+        </w:numPr>
+        <w:rPr>
+          <w:b/>
+          <w:bCs/>
+        </w:rPr>
+      </w:pPr>
+      <w:r>
+        <w:rPr>
+          <w:b/>
+          <w:bCs/>
+        </w:rPr>
+        <w:t>Positive feedback</w:t>
+      </w:r>
+    </w:p>
+    <w:p>
+      <w:r>
+        <w:t xml:space="preserve">Several users said that the dashboard was visually clear and easy to use for general exploration. The </w:t>
+      </w:r>
+      <w:r>
+        <w:rPr>
+          <w:b/>
+          <w:bCs/>
+        </w:rPr>
+        <w:t>Energy vs Valence scatter plot</w:t>
+      </w:r>
+      <w:r>
+        <w:t xml:space="preserve"> was mentioned multiple times as a favorite chart because it was interactive and helped users understand track patterns more easily. Users also gave positive comments about the responsiveness of the dashboard and its overall visual design.</w:t>
+      </w:r>
+    </w:p>
+    <w:p>
+      <w:r>
+        <w:rPr>
+          <w:b/>
+          <w:bCs/>
+        </w:rPr>
+        <w:t>Examples of positive feedback:</w:t>
+      </w:r>
+    </w:p>
+    <w:p>
+      <w:pPr>
+        <w:numPr>
+          <w:ilvl w:val="0"/>
+          <w:numId w:val="3"/>
+        </w:numPr>
+      </w:pPr>
+      <w:r>
+        <w:lastRenderedPageBreak/>
+        <w:t>Users liked the scatter plot because it was intuitive and visually informative.</w:t>
+      </w:r>
+    </w:p>
+    <w:p>
+      <w:pPr>
+        <w:numPr>
+          <w:ilvl w:val="0"/>
+          <w:numId w:val="3"/>
+        </w:numPr>
+      </w:pPr>
+      <w:r>
+        <w:t>The dashboard was described as clean and responsive.</w:t>
+      </w:r>
+    </w:p>
+    <w:p>
+      <w:pPr>
+        <w:numPr>
+          <w:ilvl w:val="0"/>
+          <w:numId w:val="3"/>
+        </w:numPr>
+      </w:pPr>
+      <w:r>
+        <w:t>Some users said the visualizations helped them understand the data more quickly.</w:t>
+      </w:r>
+    </w:p>
+    <w:p>
+      <w:pPr>
+        <w:pStyle w:val="ListParagraph"/>
+        <w:numPr>
+          <w:ilvl w:val="0"/>
+          <w:numId w:val="8"/>
+        </w:numPr>
+        <w:rPr>
+          <w:b/>
+          <w:bCs/>
+        </w:rPr>
+      </w:pPr>
+      <w:r>
+        <w:rPr>
+          <w:b/>
+          <w:bCs/>
+        </w:rPr>
+        <w:t>Confusion about interactions</w:t>
+      </w:r>
+    </w:p>
+    <w:p>
+      <w:r>
+        <w:t xml:space="preserve">A common issue was that some users were not fully sure how the interactions worked, especially the difference between </w:t>
+      </w:r>
+      <w:r>
+        <w:rPr>
+          <w:b/>
+          <w:bCs/>
+        </w:rPr>
+        <w:t>filtering, selecting, and highlighting</w:t>
+      </w:r>
+      <w:r>
+        <w:t xml:space="preserve">. Labels such as </w:t>
+      </w:r>
+      <w:r>
+        <w:rPr>
+          <w:b/>
+          <w:bCs/>
+        </w:rPr>
+        <w:t>Total</w:t>
+      </w:r>
+      <w:r>
+        <w:t xml:space="preserve">, </w:t>
+      </w:r>
+      <w:r>
+        <w:rPr>
+          <w:b/>
+          <w:bCs/>
+        </w:rPr>
+        <w:t>Filtered</w:t>
+      </w:r>
+      <w:r>
+        <w:t xml:space="preserve">, and </w:t>
+      </w:r>
+      <w:r>
+        <w:rPr>
+          <w:b/>
+          <w:bCs/>
+        </w:rPr>
+        <w:t>Selected</w:t>
+      </w:r>
+      <w:r>
+        <w:t xml:space="preserve"> were not immediately clear to first-time users.</w:t>
+      </w:r>
+    </w:p>
+    <w:p>
+      <w:r>
+        <w:rPr>
+          <w:b/>
+          <w:bCs/>
+        </w:rPr>
+        <w:t>Examples of feedback in this theme:</w:t>
+      </w:r>
+    </w:p>
+    <w:p>
+      <w:pPr>
+        <w:numPr>
+          <w:ilvl w:val="0"/>
+          <w:numId w:val="4"/>
+        </w:numPr>
+      </w:pPr>
+      <w:r>
+        <w:t>Users were unsure what “Selected” meant when no manual selection had been made.</w:t>
+      </w:r>
+    </w:p>
+    <w:p>
+      <w:pPr>
+        <w:numPr>
+          <w:ilvl w:val="0"/>
+          <w:numId w:val="4"/>
+        </w:numPr>
+      </w:pPr>
+      <w:r>
+        <w:t>Some users found the interaction logic slightly confusing at first.</w:t>
+      </w:r>
+    </w:p>
+    <w:p>
+      <w:pPr>
+        <w:numPr>
+          <w:ilvl w:val="0"/>
+          <w:numId w:val="4"/>
+        </w:numPr>
+      </w:pPr>
+      <w:r>
+        <w:t>The relationship between scatter plot interaction and dashboard updates was not always obvious.</w:t>
+      </w:r>
+    </w:p>
+    <w:p>
+      <w:pPr>
+        <w:pStyle w:val="ListParagraph"/>
+        <w:numPr>
+          <w:ilvl w:val="0"/>
+          <w:numId w:val="8"/>
+        </w:numPr>
+        <w:rPr>
+          <w:b/>
+          <w:bCs/>
+        </w:rPr>
+      </w:pPr>
+      <w:r>
+        <w:rPr>
+          <w:b/>
+          <w:bCs/>
+        </w:rPr>
+        <w:t xml:space="preserve"> Difficulty accessing track-level details</w:t>
+      </w:r>
+    </w:p>
+    <w:p>
+      <w:r>
+        <w:t xml:space="preserve">Another recurring issue was that users wanted easier access to </w:t>
+      </w:r>
+      <w:r>
+        <w:rPr>
+          <w:b/>
+          <w:bCs/>
+        </w:rPr>
+        <w:t>individual track information</w:t>
+      </w:r>
+      <w:r>
+        <w:t>. While the dashboard worked well for broad exploration, it was less convenient when users wanted to inspect a specific song.</w:t>
+      </w:r>
+    </w:p>
+    <w:p>
+      <w:r>
+        <w:rPr>
+          <w:b/>
+          <w:bCs/>
+        </w:rPr>
+        <w:t>Examples of feedback in this theme:</w:t>
+      </w:r>
+    </w:p>
+    <w:p>
+      <w:pPr>
+        <w:numPr>
+          <w:ilvl w:val="0"/>
+          <w:numId w:val="5"/>
+        </w:numPr>
+      </w:pPr>
+      <w:r>
+        <w:t>The track table felt too far down the page.</w:t>
+      </w:r>
+    </w:p>
+    <w:p>
+      <w:pPr>
+        <w:numPr>
+          <w:ilvl w:val="0"/>
+          <w:numId w:val="5"/>
+        </w:numPr>
+      </w:pPr>
+      <w:r>
+        <w:t>Users expected more direct access to information for a clicked track.</w:t>
+      </w:r>
+    </w:p>
+    <w:p>
+      <w:pPr>
+        <w:numPr>
+          <w:ilvl w:val="0"/>
+          <w:numId w:val="5"/>
+        </w:numPr>
+      </w:pPr>
+      <w:r>
+        <w:t>Some users wanted clearer track-level details after interaction.</w:t>
+      </w:r>
+    </w:p>
+    <w:p>
+      <w:pPr>
+        <w:pStyle w:val="ListParagraph"/>
+        <w:numPr>
+          <w:ilvl w:val="0"/>
+          <w:numId w:val="8"/>
+        </w:numPr>
+        <w:rPr>
+          <w:b/>
+          <w:bCs/>
+        </w:rPr>
+      </w:pPr>
+      <w:r>
+        <w:rPr>
+          <w:b/>
+          <w:bCs/>
+        </w:rPr>
+        <w:t xml:space="preserve"> Layout and scrolling issues</w:t>
+      </w:r>
+    </w:p>
+    <w:p>
+      <w:r>
+        <w:t xml:space="preserve">A few users mentioned that the overall layout could be more compact. </w:t>
+      </w:r>
+      <w:proofErr w:type="gramStart"/>
+      <w:r>
+        <w:t>In particular, too much</w:t>
+      </w:r>
+      <w:proofErr w:type="gramEnd"/>
+      <w:r>
+        <w:t xml:space="preserve"> </w:t>
+      </w:r>
+      <w:r>
+        <w:rPr>
+          <w:b/>
+          <w:bCs/>
+        </w:rPr>
+        <w:t>vertical scrolling</w:t>
+      </w:r>
+      <w:r>
+        <w:t xml:space="preserve"> made it less convenient to move between charts and detailed information.</w:t>
+      </w:r>
+    </w:p>
+    <w:p>
+      <w:r>
+        <w:rPr>
+          <w:b/>
+          <w:bCs/>
+        </w:rPr>
+        <w:t>Examples of feedback in this theme:</w:t>
+      </w:r>
+    </w:p>
+    <w:p>
+      <w:pPr>
+        <w:numPr>
+          <w:ilvl w:val="0"/>
+          <w:numId w:val="6"/>
+        </w:numPr>
+      </w:pPr>
+      <w:r>
+        <w:t>Important content required too much scrolling.</w:t>
+      </w:r>
+    </w:p>
+    <w:p>
+      <w:pPr>
+        <w:numPr>
+          <w:ilvl w:val="0"/>
+          <w:numId w:val="6"/>
+        </w:numPr>
+      </w:pPr>
+      <w:r>
+        <w:t>Users preferred more compact sections with internal scroll bars.</w:t>
+      </w:r>
+    </w:p>
+    <w:p>
+      <w:pPr>
+        <w:numPr>
+          <w:ilvl w:val="0"/>
+          <w:numId w:val="6"/>
+        </w:numPr>
+      </w:pPr>
+      <w:r>
+        <w:lastRenderedPageBreak/>
+        <w:t>The dashboard could be easier to navigate if key components were more visible.</w:t>
+      </w:r>
+    </w:p>
+    <w:p>
+      <w:pPr>
+        <w:pStyle w:val="ListParagraph"/>
+        <w:numPr>
+          <w:ilvl w:val="0"/>
+          <w:numId w:val="8"/>
+        </w:numPr>
+        <w:rPr>
+          <w:b/>
+          <w:bCs/>
+        </w:rPr>
+      </w:pPr>
+      <w:r>
+        <w:rPr>
+          <w:b/>
+          <w:bCs/>
+        </w:rPr>
+        <w:t xml:space="preserve"> Suggested new features</w:t>
+      </w:r>
+    </w:p>
+    <w:p>
+      <w:r>
+        <w:t>Some users also suggested additional features that were not currently included in the dashboard. These were not the most urgent problems, but they still provided useful direction for future improvement.</w:t>
+      </w:r>
+    </w:p>
+    <w:p>
+      <w:r>
+        <w:rPr>
+          <w:b/>
+          <w:bCs/>
+        </w:rPr>
+        <w:t>Examples of suggested features:</w:t>
+      </w:r>
+    </w:p>
+    <w:p>
+      <w:pPr>
+        <w:numPr>
+          <w:ilvl w:val="0"/>
+          <w:numId w:val="7"/>
+        </w:numPr>
+      </w:pPr>
+      <w:r>
+        <w:t>Better comparison between groups or tracks</w:t>
+      </w:r>
+    </w:p>
+    <w:p>
+      <w:pPr>
+        <w:numPr>
+          <w:ilvl w:val="0"/>
+          <w:numId w:val="7"/>
+        </w:numPr>
+      </w:pPr>
+      <w:r>
+        <w:t>More detailed track profile information</w:t>
+      </w:r>
+    </w:p>
+    <w:p>
+      <w:pPr>
+        <w:numPr>
+          <w:ilvl w:val="0"/>
+          <w:numId w:val="7"/>
+        </w:numPr>
+      </w:pPr>
+      <w:r>
+        <w:t>A clearer way to compare subsets of tracks</w:t>
+      </w:r>
+    </w:p>
+    <w:p>
+      <w:r>
+        <w:pict w14:anchorId="0DD5BEDB">
+          <v:rect id="_x0000_i1034" style="width:0;height:1.5pt" o:hralign="center" o:hrstd="t" o:hr="t" fillcolor="#a0a0a0" stroked="f"/>
+        </w:pict>
+      </w:r>
+    </w:p>
+    <w:p>
+      <w:pPr>
+        <w:rPr>
+          <w:b/>
+          <w:bCs/>
+        </w:rPr>
+      </w:pPr>
+      <w:r>
+        <w:rPr>
+          <w:b/>
+          <w:bCs/>
+        </w:rPr>
+        <w:t>Overall summary of the received feedback</w:t>
+      </w:r>
+    </w:p>
+    <w:p>
+      <w:r>
+        <w:t>In summary, the received feedback shows that users generally liked the dashboard’s visual design, responsiveness, and exploratory value. However, the most common issues were interaction clarity, access to track-level details, and layout efficiency. These themes directly informed our revision priorities for the next milestone.</w:t>
+      </w:r>
+    </w:p>
+    <w:p/>
+    <w:p>
+      <w:pPr>
+        <w:rPr>
+          <w:b/>
+          <w:bCs/>
+          <w:sz w:val="36"/>
+          <w:szCs w:val="36"/>
+        </w:rPr>
+      </w:pPr>
+      <w:r>
+        <w:rPr>
+          <w:rFonts w:hint="eastAsia"/>
+          <w:b/>
+          <w:bCs/>
+          <w:sz w:val="36"/>
+          <w:szCs w:val="36"/>
+        </w:rPr>
+        <w:t>3</w:t>
+      </w:r>
+      <w:r>
+        <w:rPr>
+          <w:b/>
+          <w:bCs/>
+          <w:sz w:val="36"/>
+          <w:szCs w:val="36"/>
+        </w:rPr>
+        <w:t>. Key issues identified from user feedback</w:t>
       </w:r>
     </w:p>
     <w:p>
@@ -186,7 +753,7 @@
                     <pic:cNvPicPr/>
                   </pic:nvPicPr>
                   <pic:blipFill>
-                    <a:blip r:embed="rId5"/>
+                    <a:blip r:embed="rId6"/>
                     <a:stretch>
                       <a:fillRect/>
                     </a:stretch>
@@ -298,7 +865,7 @@
                     <pic:cNvPicPr/>
                   </pic:nvPicPr>
                   <pic:blipFill>
-                    <a:blip r:embed="rId6"/>
+                    <a:blip r:embed="rId7"/>
                     <a:stretch>
                       <a:fillRect/>
                     </a:stretch>
@@ -378,7 +945,7 @@
           <w:sz w:val="36"/>
           <w:szCs w:val="36"/>
         </w:rPr>
-        <w:t>3</w:t>
+        <w:t>4</w:t>
       </w:r>
       <w:r>
         <w:rPr>
@@ -625,7 +1192,7 @@
           <w:sz w:val="36"/>
           <w:szCs w:val="36"/>
         </w:rPr>
-        <w:t>4</w:t>
+        <w:t>5</w:t>
       </w:r>
       <w:r>
         <w:rPr>
@@ -674,6 +1241,304 @@
 <file path=word/numbering.xml><?xml version="1.0" encoding="utf-8"?>
 <w:numbering xmlns:wpc="http://schemas.microsoft.com/office/word/2010/wordprocessingCanvas" xmlns:cx="http://schemas.microsoft.com/office/drawing/2014/chartex" xmlns:cx1="http://schemas.microsoft.com/office/drawing/2015/9/8/chartex" xmlns:cx2="http://schemas.microsoft.com/office/drawing/2015/10/21/chartex" xmlns:cx3="http://schemas.microsoft.com/office/drawing/2016/5/9/chartex" xmlns:cx4="http://schemas.microsoft.com/office/drawing/2016/5/10/chartex" xmlns:cx5="http://schemas.microsoft.com/office/drawing/2016/5/11/chartex" xmlns:cx6="http://schemas.microsoft.com/office/drawing/2016/5/12/chartex" xmlns:cx7="http://schemas.microsoft.com/office/drawing/2016/5/13/chartex" xmlns:cx8="http://schemas.microsoft.com/office/drawing/2016/5/14/chartex" xmlns:mc="http://schemas.openxmlformats.org/markup-compatibility/2006" xmlns:aink="http://schemas.microsoft.com/office/drawing/2016/ink" xmlns:am3d="http://schemas.microsoft.com/office/drawing/2017/model3d" xmlns:o="urn:schemas-microsoft-com:office:office" xmlns:oel="http://schemas.microsoft.com/office/2019/extlst" xmlns:r="http://schemas.openxmlformats.org/officeDocument/2006/relationships" xmlns:m="http://schemas.openxmlformats.org/officeDocument/2006/math" xmlns:v="urn:schemas-microsoft-com:vml" xmlns:wp14="http://schemas.microsoft.com/office/word/2010/wordprocessingDrawing" xmlns:wp="http://schemas.openxmlformats.org/drawingml/2006/wordprocessingDrawing" xmlns:w10="urn:schemas-microsoft-com:office:word" xmlns:w="http://schemas.openxmlformats.org/wordprocessingml/2006/main" xmlns:w14="http://schemas.microsoft.com/office/word/2010/wordml" xmlns:w15="http://schemas.microsoft.com/office/word/2012/wordml" xmlns:w16cex="http://schemas.microsoft.com/office/word/2018/wordml/cex" xmlns:w16cid="http://schemas.microsoft.com/office/word/2016/wordml/cid" xmlns:w16="http://schemas.microsoft.com/office/word/2018/wordml" xmlns:w16du="http://schemas.microsoft.com/office/word/2023/wordml/word16du" xmlns:w16sdtdh="http://schemas.microsoft.com/office/word/2020/wordml/sdtdatahash" xmlns:w16sdtfl="http://schemas.microsoft.com/office/word/2024/wordml/sdtformatlock" xmlns:w16se="http://schemas.microsoft.com/office/word/2015/wordml/symex" xmlns:wpg="http://schemas.microsoft.com/office/word/2010/wordprocessingGroup" xmlns:wpi="http://schemas.microsoft.com/office/word/2010/wordprocessingInk" xmlns:wne="http://schemas.microsoft.com/office/word/2006/wordml" xmlns:wps="http://schemas.microsoft.com/office/word/2010/wordprocessingShape" mc:Ignorable="w14 w15 w16se w16cid w16 w16cex w16sdtdh w16sdtfl w16du wp14">
   <w:abstractNum w:abstractNumId="0" w15:restartNumberingAfterBreak="0">
+    <w:nsid w:val="06EA01CB"/>
+    <w:multiLevelType w:val="multilevel"/>
+    <w:tmpl w:val="CD6C371E"/>
+    <w:lvl w:ilvl="0">
+      <w:start w:val="1"/>
+      <w:numFmt w:val="bullet"/>
+      <w:lvlText w:val=""/>
+      <w:lvlJc w:val="left"/>
+      <w:pPr>
+        <w:tabs>
+          <w:tab w:val="num" w:pos="720"/>
+        </w:tabs>
+        <w:ind w:left="720" w:hanging="360"/>
+      </w:pPr>
+      <w:rPr>
+        <w:rFonts w:ascii="Symbol" w:hAnsi="Symbol" w:hint="default"/>
+        <w:sz w:val="20"/>
+      </w:rPr>
+    </w:lvl>
+    <w:lvl w:ilvl="1" w:tentative="1">
+      <w:start w:val="1"/>
+      <w:numFmt w:val="bullet"/>
+      <w:lvlText w:val="o"/>
+      <w:lvlJc w:val="left"/>
+      <w:pPr>
+        <w:tabs>
+          <w:tab w:val="num" w:pos="1440"/>
+        </w:tabs>
+        <w:ind w:left="1440" w:hanging="360"/>
+      </w:pPr>
+      <w:rPr>
+        <w:rFonts w:ascii="Courier New" w:hAnsi="Courier New" w:hint="default"/>
+        <w:sz w:val="20"/>
+      </w:rPr>
+    </w:lvl>
+    <w:lvl w:ilvl="2" w:tentative="1">
+      <w:start w:val="1"/>
+      <w:numFmt w:val="bullet"/>
+      <w:lvlText w:val=""/>
+      <w:lvlJc w:val="left"/>
+      <w:pPr>
+        <w:tabs>
+          <w:tab w:val="num" w:pos="2160"/>
+        </w:tabs>
+        <w:ind w:left="2160" w:hanging="360"/>
+      </w:pPr>
+      <w:rPr>
+        <w:rFonts w:ascii="Wingdings" w:hAnsi="Wingdings" w:hint="default"/>
+        <w:sz w:val="20"/>
+      </w:rPr>
+    </w:lvl>
+    <w:lvl w:ilvl="3" w:tentative="1">
+      <w:start w:val="1"/>
+      <w:numFmt w:val="bullet"/>
+      <w:lvlText w:val=""/>
+      <w:lvlJc w:val="left"/>
+      <w:pPr>
+        <w:tabs>
+          <w:tab w:val="num" w:pos="2880"/>
+        </w:tabs>
+        <w:ind w:left="2880" w:hanging="360"/>
+      </w:pPr>
+      <w:rPr>
+        <w:rFonts w:ascii="Wingdings" w:hAnsi="Wingdings" w:hint="default"/>
+        <w:sz w:val="20"/>
+      </w:rPr>
+    </w:lvl>
+    <w:lvl w:ilvl="4" w:tentative="1">
+      <w:start w:val="1"/>
+      <w:numFmt w:val="bullet"/>
+      <w:lvlText w:val=""/>
+      <w:lvlJc w:val="left"/>
+      <w:pPr>
+        <w:tabs>
+          <w:tab w:val="num" w:pos="3600"/>
+        </w:tabs>
+        <w:ind w:left="3600" w:hanging="360"/>
+      </w:pPr>
+      <w:rPr>
+        <w:rFonts w:ascii="Wingdings" w:hAnsi="Wingdings" w:hint="default"/>
+        <w:sz w:val="20"/>
+      </w:rPr>
+    </w:lvl>
+    <w:lvl w:ilvl="5" w:tentative="1">
+      <w:start w:val="1"/>
+      <w:numFmt w:val="bullet"/>
+      <w:lvlText w:val=""/>
+      <w:lvlJc w:val="left"/>
+      <w:pPr>
+        <w:tabs>
+          <w:tab w:val="num" w:pos="4320"/>
+        </w:tabs>
+        <w:ind w:left="4320" w:hanging="360"/>
+      </w:pPr>
+      <w:rPr>
+        <w:rFonts w:ascii="Wingdings" w:hAnsi="Wingdings" w:hint="default"/>
+        <w:sz w:val="20"/>
+      </w:rPr>
+    </w:lvl>
+    <w:lvl w:ilvl="6" w:tentative="1">
+      <w:start w:val="1"/>
+      <w:numFmt w:val="bullet"/>
+      <w:lvlText w:val=""/>
+      <w:lvlJc w:val="left"/>
+      <w:pPr>
+        <w:tabs>
+          <w:tab w:val="num" w:pos="5040"/>
+        </w:tabs>
+        <w:ind w:left="5040" w:hanging="360"/>
+      </w:pPr>
+      <w:rPr>
+        <w:rFonts w:ascii="Wingdings" w:hAnsi="Wingdings" w:hint="default"/>
+        <w:sz w:val="20"/>
+      </w:rPr>
+    </w:lvl>
+    <w:lvl w:ilvl="7" w:tentative="1">
+      <w:start w:val="1"/>
+      <w:numFmt w:val="bullet"/>
+      <w:lvlText w:val=""/>
+      <w:lvlJc w:val="left"/>
+      <w:pPr>
+        <w:tabs>
+          <w:tab w:val="num" w:pos="5760"/>
+        </w:tabs>
+        <w:ind w:left="5760" w:hanging="360"/>
+      </w:pPr>
+      <w:rPr>
+        <w:rFonts w:ascii="Wingdings" w:hAnsi="Wingdings" w:hint="default"/>
+        <w:sz w:val="20"/>
+      </w:rPr>
+    </w:lvl>
+    <w:lvl w:ilvl="8" w:tentative="1">
+      <w:start w:val="1"/>
+      <w:numFmt w:val="bullet"/>
+      <w:lvlText w:val=""/>
+      <w:lvlJc w:val="left"/>
+      <w:pPr>
+        <w:tabs>
+          <w:tab w:val="num" w:pos="6480"/>
+        </w:tabs>
+        <w:ind w:left="6480" w:hanging="360"/>
+      </w:pPr>
+      <w:rPr>
+        <w:rFonts w:ascii="Wingdings" w:hAnsi="Wingdings" w:hint="default"/>
+        <w:sz w:val="20"/>
+      </w:rPr>
+    </w:lvl>
+  </w:abstractNum>
+  <w:abstractNum w:abstractNumId="1" w15:restartNumberingAfterBreak="0">
+    <w:nsid w:val="08152E60"/>
+    <w:multiLevelType w:val="multilevel"/>
+    <w:tmpl w:val="86AA9ABA"/>
+    <w:lvl w:ilvl="0">
+      <w:start w:val="1"/>
+      <w:numFmt w:val="bullet"/>
+      <w:lvlText w:val=""/>
+      <w:lvlJc w:val="left"/>
+      <w:pPr>
+        <w:tabs>
+          <w:tab w:val="num" w:pos="720"/>
+        </w:tabs>
+        <w:ind w:left="720" w:hanging="360"/>
+      </w:pPr>
+      <w:rPr>
+        <w:rFonts w:ascii="Symbol" w:hAnsi="Symbol" w:hint="default"/>
+        <w:sz w:val="20"/>
+      </w:rPr>
+    </w:lvl>
+    <w:lvl w:ilvl="1" w:tentative="1">
+      <w:start w:val="1"/>
+      <w:numFmt w:val="bullet"/>
+      <w:lvlText w:val="o"/>
+      <w:lvlJc w:val="left"/>
+      <w:pPr>
+        <w:tabs>
+          <w:tab w:val="num" w:pos="1440"/>
+        </w:tabs>
+        <w:ind w:left="1440" w:hanging="360"/>
+      </w:pPr>
+      <w:rPr>
+        <w:rFonts w:ascii="Courier New" w:hAnsi="Courier New" w:hint="default"/>
+        <w:sz w:val="20"/>
+      </w:rPr>
+    </w:lvl>
+    <w:lvl w:ilvl="2" w:tentative="1">
+      <w:start w:val="1"/>
+      <w:numFmt w:val="bullet"/>
+      <w:lvlText w:val=""/>
+      <w:lvlJc w:val="left"/>
+      <w:pPr>
+        <w:tabs>
+          <w:tab w:val="num" w:pos="2160"/>
+        </w:tabs>
+        <w:ind w:left="2160" w:hanging="360"/>
+      </w:pPr>
+      <w:rPr>
+        <w:rFonts w:ascii="Wingdings" w:hAnsi="Wingdings" w:hint="default"/>
+        <w:sz w:val="20"/>
+      </w:rPr>
+    </w:lvl>
+    <w:lvl w:ilvl="3" w:tentative="1">
+      <w:start w:val="1"/>
+      <w:numFmt w:val="bullet"/>
+      <w:lvlText w:val=""/>
+      <w:lvlJc w:val="left"/>
+      <w:pPr>
+        <w:tabs>
+          <w:tab w:val="num" w:pos="2880"/>
+        </w:tabs>
+        <w:ind w:left="2880" w:hanging="360"/>
+      </w:pPr>
+      <w:rPr>
+        <w:rFonts w:ascii="Wingdings" w:hAnsi="Wingdings" w:hint="default"/>
+        <w:sz w:val="20"/>
+      </w:rPr>
+    </w:lvl>
+    <w:lvl w:ilvl="4" w:tentative="1">
+      <w:start w:val="1"/>
+      <w:numFmt w:val="bullet"/>
+      <w:lvlText w:val=""/>
+      <w:lvlJc w:val="left"/>
+      <w:pPr>
+        <w:tabs>
+          <w:tab w:val="num" w:pos="3600"/>
+        </w:tabs>
+        <w:ind w:left="3600" w:hanging="360"/>
+      </w:pPr>
+      <w:rPr>
+        <w:rFonts w:ascii="Wingdings" w:hAnsi="Wingdings" w:hint="default"/>
+        <w:sz w:val="20"/>
+      </w:rPr>
+    </w:lvl>
+    <w:lvl w:ilvl="5" w:tentative="1">
+      <w:start w:val="1"/>
+      <w:numFmt w:val="bullet"/>
+      <w:lvlText w:val=""/>
+      <w:lvlJc w:val="left"/>
+      <w:pPr>
+        <w:tabs>
+          <w:tab w:val="num" w:pos="4320"/>
+        </w:tabs>
+        <w:ind w:left="4320" w:hanging="360"/>
+      </w:pPr>
+      <w:rPr>
+        <w:rFonts w:ascii="Wingdings" w:hAnsi="Wingdings" w:hint="default"/>
+        <w:sz w:val="20"/>
+      </w:rPr>
+    </w:lvl>
+    <w:lvl w:ilvl="6" w:tentative="1">
+      <w:start w:val="1"/>
+      <w:numFmt w:val="bullet"/>
+      <w:lvlText w:val=""/>
+      <w:lvlJc w:val="left"/>
+      <w:pPr>
+        <w:tabs>
+          <w:tab w:val="num" w:pos="5040"/>
+        </w:tabs>
+        <w:ind w:left="5040" w:hanging="360"/>
+      </w:pPr>
+      <w:rPr>
+        <w:rFonts w:ascii="Wingdings" w:hAnsi="Wingdings" w:hint="default"/>
+        <w:sz w:val="20"/>
+      </w:rPr>
+    </w:lvl>
+    <w:lvl w:ilvl="7" w:tentative="1">
+      <w:start w:val="1"/>
+      <w:numFmt w:val="bullet"/>
+      <w:lvlText w:val=""/>
+      <w:lvlJc w:val="left"/>
+      <w:pPr>
+        <w:tabs>
+          <w:tab w:val="num" w:pos="5760"/>
+        </w:tabs>
+        <w:ind w:left="5760" w:hanging="360"/>
+      </w:pPr>
+      <w:rPr>
+        <w:rFonts w:ascii="Wingdings" w:hAnsi="Wingdings" w:hint="default"/>
+        <w:sz w:val="20"/>
+      </w:rPr>
+    </w:lvl>
+    <w:lvl w:ilvl="8" w:tentative="1">
+      <w:start w:val="1"/>
+      <w:numFmt w:val="bullet"/>
+      <w:lvlText w:val=""/>
+      <w:lvlJc w:val="left"/>
+      <w:pPr>
+        <w:tabs>
+          <w:tab w:val="num" w:pos="6480"/>
+        </w:tabs>
+        <w:ind w:left="6480" w:hanging="360"/>
+      </w:pPr>
+      <w:rPr>
+        <w:rFonts w:ascii="Wingdings" w:hAnsi="Wingdings" w:hint="default"/>
+        <w:sz w:val="20"/>
+      </w:rPr>
+    </w:lvl>
+  </w:abstractNum>
+  <w:abstractNum w:abstractNumId="2" w15:restartNumberingAfterBreak="0">
     <w:nsid w:val="0E8A0871"/>
     <w:multiLevelType w:val="multilevel"/>
     <w:tmpl w:val="FFDA0CB8"/>
@@ -786,7 +1651,543 @@
       </w:pPr>
     </w:lvl>
   </w:abstractNum>
-  <w:abstractNum w:abstractNumId="1" w15:restartNumberingAfterBreak="0">
+  <w:abstractNum w:abstractNumId="3" w15:restartNumberingAfterBreak="0">
+    <w:nsid w:val="188677D8"/>
+    <w:multiLevelType w:val="multilevel"/>
+    <w:tmpl w:val="D4508B16"/>
+    <w:lvl w:ilvl="0">
+      <w:start w:val="1"/>
+      <w:numFmt w:val="bullet"/>
+      <w:lvlText w:val=""/>
+      <w:lvlJc w:val="left"/>
+      <w:pPr>
+        <w:tabs>
+          <w:tab w:val="num" w:pos="720"/>
+        </w:tabs>
+        <w:ind w:left="720" w:hanging="360"/>
+      </w:pPr>
+      <w:rPr>
+        <w:rFonts w:ascii="Symbol" w:hAnsi="Symbol" w:hint="default"/>
+        <w:sz w:val="20"/>
+      </w:rPr>
+    </w:lvl>
+    <w:lvl w:ilvl="1" w:tentative="1">
+      <w:start w:val="1"/>
+      <w:numFmt w:val="bullet"/>
+      <w:lvlText w:val="o"/>
+      <w:lvlJc w:val="left"/>
+      <w:pPr>
+        <w:tabs>
+          <w:tab w:val="num" w:pos="1440"/>
+        </w:tabs>
+        <w:ind w:left="1440" w:hanging="360"/>
+      </w:pPr>
+      <w:rPr>
+        <w:rFonts w:ascii="Courier New" w:hAnsi="Courier New" w:hint="default"/>
+        <w:sz w:val="20"/>
+      </w:rPr>
+    </w:lvl>
+    <w:lvl w:ilvl="2" w:tentative="1">
+      <w:start w:val="1"/>
+      <w:numFmt w:val="bullet"/>
+      <w:lvlText w:val=""/>
+      <w:lvlJc w:val="left"/>
+      <w:pPr>
+        <w:tabs>
+          <w:tab w:val="num" w:pos="2160"/>
+        </w:tabs>
+        <w:ind w:left="2160" w:hanging="360"/>
+      </w:pPr>
+      <w:rPr>
+        <w:rFonts w:ascii="Wingdings" w:hAnsi="Wingdings" w:hint="default"/>
+        <w:sz w:val="20"/>
+      </w:rPr>
+    </w:lvl>
+    <w:lvl w:ilvl="3" w:tentative="1">
+      <w:start w:val="1"/>
+      <w:numFmt w:val="bullet"/>
+      <w:lvlText w:val=""/>
+      <w:lvlJc w:val="left"/>
+      <w:pPr>
+        <w:tabs>
+          <w:tab w:val="num" w:pos="2880"/>
+        </w:tabs>
+        <w:ind w:left="2880" w:hanging="360"/>
+      </w:pPr>
+      <w:rPr>
+        <w:rFonts w:ascii="Wingdings" w:hAnsi="Wingdings" w:hint="default"/>
+        <w:sz w:val="20"/>
+      </w:rPr>
+    </w:lvl>
+    <w:lvl w:ilvl="4" w:tentative="1">
+      <w:start w:val="1"/>
+      <w:numFmt w:val="bullet"/>
+      <w:lvlText w:val=""/>
+      <w:lvlJc w:val="left"/>
+      <w:pPr>
+        <w:tabs>
+          <w:tab w:val="num" w:pos="3600"/>
+        </w:tabs>
+        <w:ind w:left="3600" w:hanging="360"/>
+      </w:pPr>
+      <w:rPr>
+        <w:rFonts w:ascii="Wingdings" w:hAnsi="Wingdings" w:hint="default"/>
+        <w:sz w:val="20"/>
+      </w:rPr>
+    </w:lvl>
+    <w:lvl w:ilvl="5" w:tentative="1">
+      <w:start w:val="1"/>
+      <w:numFmt w:val="bullet"/>
+      <w:lvlText w:val=""/>
+      <w:lvlJc w:val="left"/>
+      <w:pPr>
+        <w:tabs>
+          <w:tab w:val="num" w:pos="4320"/>
+        </w:tabs>
+        <w:ind w:left="4320" w:hanging="360"/>
+      </w:pPr>
+      <w:rPr>
+        <w:rFonts w:ascii="Wingdings" w:hAnsi="Wingdings" w:hint="default"/>
+        <w:sz w:val="20"/>
+      </w:rPr>
+    </w:lvl>
+    <w:lvl w:ilvl="6" w:tentative="1">
+      <w:start w:val="1"/>
+      <w:numFmt w:val="bullet"/>
+      <w:lvlText w:val=""/>
+      <w:lvlJc w:val="left"/>
+      <w:pPr>
+        <w:tabs>
+          <w:tab w:val="num" w:pos="5040"/>
+        </w:tabs>
+        <w:ind w:left="5040" w:hanging="360"/>
+      </w:pPr>
+      <w:rPr>
+        <w:rFonts w:ascii="Wingdings" w:hAnsi="Wingdings" w:hint="default"/>
+        <w:sz w:val="20"/>
+      </w:rPr>
+    </w:lvl>
+    <w:lvl w:ilvl="7" w:tentative="1">
+      <w:start w:val="1"/>
+      <w:numFmt w:val="bullet"/>
+      <w:lvlText w:val=""/>
+      <w:lvlJc w:val="left"/>
+      <w:pPr>
+        <w:tabs>
+          <w:tab w:val="num" w:pos="5760"/>
+        </w:tabs>
+        <w:ind w:left="5760" w:hanging="360"/>
+      </w:pPr>
+      <w:rPr>
+        <w:rFonts w:ascii="Wingdings" w:hAnsi="Wingdings" w:hint="default"/>
+        <w:sz w:val="20"/>
+      </w:rPr>
+    </w:lvl>
+    <w:lvl w:ilvl="8" w:tentative="1">
+      <w:start w:val="1"/>
+      <w:numFmt w:val="bullet"/>
+      <w:lvlText w:val=""/>
+      <w:lvlJc w:val="left"/>
+      <w:pPr>
+        <w:tabs>
+          <w:tab w:val="num" w:pos="6480"/>
+        </w:tabs>
+        <w:ind w:left="6480" w:hanging="360"/>
+      </w:pPr>
+      <w:rPr>
+        <w:rFonts w:ascii="Wingdings" w:hAnsi="Wingdings" w:hint="default"/>
+        <w:sz w:val="20"/>
+      </w:rPr>
+    </w:lvl>
+  </w:abstractNum>
+  <w:abstractNum w:abstractNumId="4" w15:restartNumberingAfterBreak="0">
+    <w:nsid w:val="2F4054B1"/>
+    <w:multiLevelType w:val="multilevel"/>
+    <w:tmpl w:val="A5ECD2A4"/>
+    <w:lvl w:ilvl="0">
+      <w:start w:val="1"/>
+      <w:numFmt w:val="bullet"/>
+      <w:lvlText w:val=""/>
+      <w:lvlJc w:val="left"/>
+      <w:pPr>
+        <w:tabs>
+          <w:tab w:val="num" w:pos="720"/>
+        </w:tabs>
+        <w:ind w:left="720" w:hanging="360"/>
+      </w:pPr>
+      <w:rPr>
+        <w:rFonts w:ascii="Symbol" w:hAnsi="Symbol" w:hint="default"/>
+        <w:sz w:val="20"/>
+      </w:rPr>
+    </w:lvl>
+    <w:lvl w:ilvl="1" w:tentative="1">
+      <w:start w:val="1"/>
+      <w:numFmt w:val="bullet"/>
+      <w:lvlText w:val="o"/>
+      <w:lvlJc w:val="left"/>
+      <w:pPr>
+        <w:tabs>
+          <w:tab w:val="num" w:pos="1440"/>
+        </w:tabs>
+        <w:ind w:left="1440" w:hanging="360"/>
+      </w:pPr>
+      <w:rPr>
+        <w:rFonts w:ascii="Courier New" w:hAnsi="Courier New" w:hint="default"/>
+        <w:sz w:val="20"/>
+      </w:rPr>
+    </w:lvl>
+    <w:lvl w:ilvl="2" w:tentative="1">
+      <w:start w:val="1"/>
+      <w:numFmt w:val="bullet"/>
+      <w:lvlText w:val=""/>
+      <w:lvlJc w:val="left"/>
+      <w:pPr>
+        <w:tabs>
+          <w:tab w:val="num" w:pos="2160"/>
+        </w:tabs>
+        <w:ind w:left="2160" w:hanging="360"/>
+      </w:pPr>
+      <w:rPr>
+        <w:rFonts w:ascii="Wingdings" w:hAnsi="Wingdings" w:hint="default"/>
+        <w:sz w:val="20"/>
+      </w:rPr>
+    </w:lvl>
+    <w:lvl w:ilvl="3" w:tentative="1">
+      <w:start w:val="1"/>
+      <w:numFmt w:val="bullet"/>
+      <w:lvlText w:val=""/>
+      <w:lvlJc w:val="left"/>
+      <w:pPr>
+        <w:tabs>
+          <w:tab w:val="num" w:pos="2880"/>
+        </w:tabs>
+        <w:ind w:left="2880" w:hanging="360"/>
+      </w:pPr>
+      <w:rPr>
+        <w:rFonts w:ascii="Wingdings" w:hAnsi="Wingdings" w:hint="default"/>
+        <w:sz w:val="20"/>
+      </w:rPr>
+    </w:lvl>
+    <w:lvl w:ilvl="4" w:tentative="1">
+      <w:start w:val="1"/>
+      <w:numFmt w:val="bullet"/>
+      <w:lvlText w:val=""/>
+      <w:lvlJc w:val="left"/>
+      <w:pPr>
+        <w:tabs>
+          <w:tab w:val="num" w:pos="3600"/>
+        </w:tabs>
+        <w:ind w:left="3600" w:hanging="360"/>
+      </w:pPr>
+      <w:rPr>
+        <w:rFonts w:ascii="Wingdings" w:hAnsi="Wingdings" w:hint="default"/>
+        <w:sz w:val="20"/>
+      </w:rPr>
+    </w:lvl>
+    <w:lvl w:ilvl="5" w:tentative="1">
+      <w:start w:val="1"/>
+      <w:numFmt w:val="bullet"/>
+      <w:lvlText w:val=""/>
+      <w:lvlJc w:val="left"/>
+      <w:pPr>
+        <w:tabs>
+          <w:tab w:val="num" w:pos="4320"/>
+        </w:tabs>
+        <w:ind w:left="4320" w:hanging="360"/>
+      </w:pPr>
+      <w:rPr>
+        <w:rFonts w:ascii="Wingdings" w:hAnsi="Wingdings" w:hint="default"/>
+        <w:sz w:val="20"/>
+      </w:rPr>
+    </w:lvl>
+    <w:lvl w:ilvl="6" w:tentative="1">
+      <w:start w:val="1"/>
+      <w:numFmt w:val="bullet"/>
+      <w:lvlText w:val=""/>
+      <w:lvlJc w:val="left"/>
+      <w:pPr>
+        <w:tabs>
+          <w:tab w:val="num" w:pos="5040"/>
+        </w:tabs>
+        <w:ind w:left="5040" w:hanging="360"/>
+      </w:pPr>
+      <w:rPr>
+        <w:rFonts w:ascii="Wingdings" w:hAnsi="Wingdings" w:hint="default"/>
+        <w:sz w:val="20"/>
+      </w:rPr>
+    </w:lvl>
+    <w:lvl w:ilvl="7" w:tentative="1">
+      <w:start w:val="1"/>
+      <w:numFmt w:val="bullet"/>
+      <w:lvlText w:val=""/>
+      <w:lvlJc w:val="left"/>
+      <w:pPr>
+        <w:tabs>
+          <w:tab w:val="num" w:pos="5760"/>
+        </w:tabs>
+        <w:ind w:left="5760" w:hanging="360"/>
+      </w:pPr>
+      <w:rPr>
+        <w:rFonts w:ascii="Wingdings" w:hAnsi="Wingdings" w:hint="default"/>
+        <w:sz w:val="20"/>
+      </w:rPr>
+    </w:lvl>
+    <w:lvl w:ilvl="8" w:tentative="1">
+      <w:start w:val="1"/>
+      <w:numFmt w:val="bullet"/>
+      <w:lvlText w:val=""/>
+      <w:lvlJc w:val="left"/>
+      <w:pPr>
+        <w:tabs>
+          <w:tab w:val="num" w:pos="6480"/>
+        </w:tabs>
+        <w:ind w:left="6480" w:hanging="360"/>
+      </w:pPr>
+      <w:rPr>
+        <w:rFonts w:ascii="Wingdings" w:hAnsi="Wingdings" w:hint="default"/>
+        <w:sz w:val="20"/>
+      </w:rPr>
+    </w:lvl>
+  </w:abstractNum>
+  <w:abstractNum w:abstractNumId="5" w15:restartNumberingAfterBreak="0">
+    <w:nsid w:val="3E643D50"/>
+    <w:multiLevelType w:val="multilevel"/>
+    <w:tmpl w:val="EEAE2200"/>
+    <w:lvl w:ilvl="0">
+      <w:start w:val="1"/>
+      <w:numFmt w:val="bullet"/>
+      <w:lvlText w:val=""/>
+      <w:lvlJc w:val="left"/>
+      <w:pPr>
+        <w:tabs>
+          <w:tab w:val="num" w:pos="720"/>
+        </w:tabs>
+        <w:ind w:left="720" w:hanging="360"/>
+      </w:pPr>
+      <w:rPr>
+        <w:rFonts w:ascii="Symbol" w:hAnsi="Symbol" w:hint="default"/>
+        <w:sz w:val="20"/>
+      </w:rPr>
+    </w:lvl>
+    <w:lvl w:ilvl="1" w:tentative="1">
+      <w:start w:val="1"/>
+      <w:numFmt w:val="bullet"/>
+      <w:lvlText w:val="o"/>
+      <w:lvlJc w:val="left"/>
+      <w:pPr>
+        <w:tabs>
+          <w:tab w:val="num" w:pos="1440"/>
+        </w:tabs>
+        <w:ind w:left="1440" w:hanging="360"/>
+      </w:pPr>
+      <w:rPr>
+        <w:rFonts w:ascii="Courier New" w:hAnsi="Courier New" w:hint="default"/>
+        <w:sz w:val="20"/>
+      </w:rPr>
+    </w:lvl>
+    <w:lvl w:ilvl="2" w:tentative="1">
+      <w:start w:val="1"/>
+      <w:numFmt w:val="bullet"/>
+      <w:lvlText w:val=""/>
+      <w:lvlJc w:val="left"/>
+      <w:pPr>
+        <w:tabs>
+          <w:tab w:val="num" w:pos="2160"/>
+        </w:tabs>
+        <w:ind w:left="2160" w:hanging="360"/>
+      </w:pPr>
+      <w:rPr>
+        <w:rFonts w:ascii="Wingdings" w:hAnsi="Wingdings" w:hint="default"/>
+        <w:sz w:val="20"/>
+      </w:rPr>
+    </w:lvl>
+    <w:lvl w:ilvl="3" w:tentative="1">
+      <w:start w:val="1"/>
+      <w:numFmt w:val="bullet"/>
+      <w:lvlText w:val=""/>
+      <w:lvlJc w:val="left"/>
+      <w:pPr>
+        <w:tabs>
+          <w:tab w:val="num" w:pos="2880"/>
+        </w:tabs>
+        <w:ind w:left="2880" w:hanging="360"/>
+      </w:pPr>
+      <w:rPr>
+        <w:rFonts w:ascii="Wingdings" w:hAnsi="Wingdings" w:hint="default"/>
+        <w:sz w:val="20"/>
+      </w:rPr>
+    </w:lvl>
+    <w:lvl w:ilvl="4" w:tentative="1">
+      <w:start w:val="1"/>
+      <w:numFmt w:val="bullet"/>
+      <w:lvlText w:val=""/>
+      <w:lvlJc w:val="left"/>
+      <w:pPr>
+        <w:tabs>
+          <w:tab w:val="num" w:pos="3600"/>
+        </w:tabs>
+        <w:ind w:left="3600" w:hanging="360"/>
+      </w:pPr>
+      <w:rPr>
+        <w:rFonts w:ascii="Wingdings" w:hAnsi="Wingdings" w:hint="default"/>
+        <w:sz w:val="20"/>
+      </w:rPr>
+    </w:lvl>
+    <w:lvl w:ilvl="5" w:tentative="1">
+      <w:start w:val="1"/>
+      <w:numFmt w:val="bullet"/>
+      <w:lvlText w:val=""/>
+      <w:lvlJc w:val="left"/>
+      <w:pPr>
+        <w:tabs>
+          <w:tab w:val="num" w:pos="4320"/>
+        </w:tabs>
+        <w:ind w:left="4320" w:hanging="360"/>
+      </w:pPr>
+      <w:rPr>
+        <w:rFonts w:ascii="Wingdings" w:hAnsi="Wingdings" w:hint="default"/>
+        <w:sz w:val="20"/>
+      </w:rPr>
+    </w:lvl>
+    <w:lvl w:ilvl="6" w:tentative="1">
+      <w:start w:val="1"/>
+      <w:numFmt w:val="bullet"/>
+      <w:lvlText w:val=""/>
+      <w:lvlJc w:val="left"/>
+      <w:pPr>
+        <w:tabs>
+          <w:tab w:val="num" w:pos="5040"/>
+        </w:tabs>
+        <w:ind w:left="5040" w:hanging="360"/>
+      </w:pPr>
+      <w:rPr>
+        <w:rFonts w:ascii="Wingdings" w:hAnsi="Wingdings" w:hint="default"/>
+        <w:sz w:val="20"/>
+      </w:rPr>
+    </w:lvl>
+    <w:lvl w:ilvl="7" w:tentative="1">
+      <w:start w:val="1"/>
+      <w:numFmt w:val="bullet"/>
+      <w:lvlText w:val=""/>
+      <w:lvlJc w:val="left"/>
+      <w:pPr>
+        <w:tabs>
+          <w:tab w:val="num" w:pos="5760"/>
+        </w:tabs>
+        <w:ind w:left="5760" w:hanging="360"/>
+      </w:pPr>
+      <w:rPr>
+        <w:rFonts w:ascii="Wingdings" w:hAnsi="Wingdings" w:hint="default"/>
+        <w:sz w:val="20"/>
+      </w:rPr>
+    </w:lvl>
+    <w:lvl w:ilvl="8" w:tentative="1">
+      <w:start w:val="1"/>
+      <w:numFmt w:val="bullet"/>
+      <w:lvlText w:val=""/>
+      <w:lvlJc w:val="left"/>
+      <w:pPr>
+        <w:tabs>
+          <w:tab w:val="num" w:pos="6480"/>
+        </w:tabs>
+        <w:ind w:left="6480" w:hanging="360"/>
+      </w:pPr>
+      <w:rPr>
+        <w:rFonts w:ascii="Wingdings" w:hAnsi="Wingdings" w:hint="default"/>
+        <w:sz w:val="20"/>
+      </w:rPr>
+    </w:lvl>
+  </w:abstractNum>
+  <w:abstractNum w:abstractNumId="6" w15:restartNumberingAfterBreak="0">
+    <w:nsid w:val="6D7A324C"/>
+    <w:multiLevelType w:val="hybridMultilevel"/>
+    <w:tmpl w:val="BA2EF0FE"/>
+    <w:lvl w:ilvl="0" w:tplc="1009000F">
+      <w:start w:val="1"/>
+      <w:numFmt w:val="decimal"/>
+      <w:lvlText w:val="%1."/>
+      <w:lvlJc w:val="left"/>
+      <w:pPr>
+        <w:ind w:left="720" w:hanging="360"/>
+      </w:pPr>
+      <w:rPr>
+        <w:rFonts w:hint="default"/>
+      </w:rPr>
+    </w:lvl>
+    <w:lvl w:ilvl="1" w:tplc="10090019" w:tentative="1">
+      <w:start w:val="1"/>
+      <w:numFmt w:val="lowerLetter"/>
+      <w:lvlText w:val="%2."/>
+      <w:lvlJc w:val="left"/>
+      <w:pPr>
+        <w:ind w:left="1440" w:hanging="360"/>
+      </w:pPr>
+    </w:lvl>
+    <w:lvl w:ilvl="2" w:tplc="1009001B" w:tentative="1">
+      <w:start w:val="1"/>
+      <w:numFmt w:val="lowerRoman"/>
+      <w:lvlText w:val="%3."/>
+      <w:lvlJc w:val="right"/>
+      <w:pPr>
+        <w:ind w:left="2160" w:hanging="180"/>
+      </w:pPr>
+    </w:lvl>
+    <w:lvl w:ilvl="3" w:tplc="1009000F" w:tentative="1">
+      <w:start w:val="1"/>
+      <w:numFmt w:val="decimal"/>
+      <w:lvlText w:val="%4."/>
+      <w:lvlJc w:val="left"/>
+      <w:pPr>
+        <w:ind w:left="2880" w:hanging="360"/>
+      </w:pPr>
+    </w:lvl>
+    <w:lvl w:ilvl="4" w:tplc="10090019" w:tentative="1">
+      <w:start w:val="1"/>
+      <w:numFmt w:val="lowerLetter"/>
+      <w:lvlText w:val="%5."/>
+      <w:lvlJc w:val="left"/>
+      <w:pPr>
+        <w:ind w:left="3600" w:hanging="360"/>
+      </w:pPr>
+    </w:lvl>
+    <w:lvl w:ilvl="5" w:tplc="1009001B" w:tentative="1">
+      <w:start w:val="1"/>
+      <w:numFmt w:val="lowerRoman"/>
+      <w:lvlText w:val="%6."/>
+      <w:lvlJc w:val="right"/>
+      <w:pPr>
+        <w:ind w:left="4320" w:hanging="180"/>
+      </w:pPr>
+    </w:lvl>
+    <w:lvl w:ilvl="6" w:tplc="1009000F" w:tentative="1">
+      <w:start w:val="1"/>
+      <w:numFmt w:val="decimal"/>
+      <w:lvlText w:val="%7."/>
+      <w:lvlJc w:val="left"/>
+      <w:pPr>
+        <w:ind w:left="5040" w:hanging="360"/>
+      </w:pPr>
+    </w:lvl>
+    <w:lvl w:ilvl="7" w:tplc="10090019" w:tentative="1">
+      <w:start w:val="1"/>
+      <w:numFmt w:val="lowerLetter"/>
+      <w:lvlText w:val="%8."/>
+      <w:lvlJc w:val="left"/>
+      <w:pPr>
+        <w:ind w:left="5760" w:hanging="360"/>
+      </w:pPr>
+    </w:lvl>
+    <w:lvl w:ilvl="8" w:tplc="1009001B" w:tentative="1">
+      <w:start w:val="1"/>
+      <w:numFmt w:val="lowerRoman"/>
+      <w:lvlText w:val="%9."/>
+      <w:lvlJc w:val="right"/>
+      <w:pPr>
+        <w:ind w:left="6480" w:hanging="180"/>
+      </w:pPr>
+    </w:lvl>
+  </w:abstractNum>
+  <w:abstractNum w:abstractNumId="7" w15:restartNumberingAfterBreak="0">
     <w:nsid w:val="7B067536"/>
     <w:multiLevelType w:val="hybridMultilevel"/>
     <w:tmpl w:val="66BA57B6"/>
@@ -876,10 +2277,28 @@
     </w:lvl>
   </w:abstractNum>
   <w:num w:numId="1" w16cid:durableId="386997891">
+    <w:abstractNumId w:val="7"/>
+  </w:num>
+  <w:num w:numId="2" w16cid:durableId="709915995">
+    <w:abstractNumId w:val="2"/>
+  </w:num>
+  <w:num w:numId="3" w16cid:durableId="67775451">
+    <w:abstractNumId w:val="0"/>
+  </w:num>
+  <w:num w:numId="4" w16cid:durableId="899484813">
+    <w:abstractNumId w:val="4"/>
+  </w:num>
+  <w:num w:numId="5" w16cid:durableId="1450661680">
+    <w:abstractNumId w:val="5"/>
+  </w:num>
+  <w:num w:numId="6" w16cid:durableId="976881364">
     <w:abstractNumId w:val="1"/>
   </w:num>
-  <w:num w:numId="2" w16cid:durableId="709915995">
-    <w:abstractNumId w:val="0"/>
+  <w:num w:numId="7" w16cid:durableId="545605475">
+    <w:abstractNumId w:val="3"/>
+  </w:num>
+  <w:num w:numId="8" w16cid:durableId="1150365737">
+    <w:abstractNumId w:val="6"/>
   </w:num>
 </w:numbering>
 </file>
@@ -1487,7 +2906,6 @@
   <w:style w:type="character" w:default="1" w:styleId="DefaultParagraphFont">
     <w:name w:val="Default Paragraph Font"/>
     <w:uiPriority w:val="1"/>
-    <w:semiHidden/>
     <w:unhideWhenUsed/>
   </w:style>
   <w:style w:type="table" w:default="1" w:styleId="TableNormal">
@@ -1799,6 +3217,41 @@
       <w:smallCaps/>
       <w:color w:val="0F4761" w:themeColor="accent1" w:themeShade="BF"/>
       <w:spacing w:val="5"/>
+    </w:rPr>
+  </w:style>
+  <w:style w:type="character" w:styleId="Hyperlink">
+    <w:name w:val="Hyperlink"/>
+    <w:basedOn w:val="DefaultParagraphFont"/>
+    <w:uiPriority w:val="99"/>
+    <w:unhideWhenUsed/>
+    <w:rsid w:val="00270727"/>
+    <w:rPr>
+      <w:color w:val="467886" w:themeColor="hyperlink"/>
+      <w:u w:val="single"/>
+    </w:rPr>
+  </w:style>
+  <w:style w:type="character" w:styleId="UnresolvedMention">
+    <w:name w:val="Unresolved Mention"/>
+    <w:basedOn w:val="DefaultParagraphFont"/>
+    <w:uiPriority w:val="99"/>
+    <w:semiHidden/>
+    <w:unhideWhenUsed/>
+    <w:rsid w:val="00270727"/>
+    <w:rPr>
+      <w:color w:val="605E5C"/>
+      <w:shd w:val="clear" w:color="auto" w:fill="E1DFDD"/>
+    </w:rPr>
+  </w:style>
+  <w:style w:type="character" w:styleId="FollowedHyperlink">
+    <w:name w:val="FollowedHyperlink"/>
+    <w:basedOn w:val="DefaultParagraphFont"/>
+    <w:uiPriority w:val="99"/>
+    <w:semiHidden/>
+    <w:unhideWhenUsed/>
+    <w:rsid w:val="00270727"/>
+    <w:rPr>
+      <w:color w:val="96607D" w:themeColor="followedHyperlink"/>
+      <w:u w:val="single"/>
     </w:rPr>
   </w:style>
 </w:styles>
